--- a/Explicacoes Fluxograma - BRAVES2.0.docx
+++ b/Explicacoes Fluxograma - BRAVES2.0.docx
@@ -452,6 +452,351 @@
     <w:p>
       <w:r>
         <w:t>Veículos licenciados que possuem como alternativa o uso de Gás Natural Veicular (GNV) ou Gás Natural Combustível são considerados veículos adaptados. A CETESB (2019) afirma que o GNV é utilizado em veículos convertidos com motor do ciclo Otto, que eram originalmente movidos a etanol hidratado ou gasolina comum. Já os veículos elétricos, sem informação ou frota experimental são agrupados em outra categoria. Devido a fração ínfima de veículos elétricos e de veículos licenciados a Gás Natural Veicular essa parcela da frota foi descartada da estimativa de emissão.</w:t>
+      </w:r>
+    </w:p>
+    <w:p/>
+    <w:p/>
+    <w:p>
+      <w:r>
+        <w:br w:type="page"/>
+      </w:r>
+    </w:p>
+    <w:p>
+      <w:pPr>
+        <w:jc w:val="center"/>
+        <w:rPr>
+          <w:b/>
+          <w:bCs/>
+          <w:sz w:val="40"/>
+          <w:szCs w:val="40"/>
+          <w:u w:val="single"/>
+        </w:rPr>
+      </w:pPr>
+      <w:r>
+        <w:rPr>
+          <w:b/>
+          <w:bCs/>
+          <w:sz w:val="40"/>
+          <w:szCs w:val="40"/>
+          <w:u w:val="single"/>
+        </w:rPr>
+        <w:lastRenderedPageBreak/>
+        <w:t xml:space="preserve">** </w:t>
+      </w:r>
+      <w:r>
+        <w:rPr>
+          <w:b/>
+          <w:bCs/>
+          <w:sz w:val="40"/>
+          <w:szCs w:val="40"/>
+          <w:u w:val="single"/>
+        </w:rPr>
+        <w:t>4</w:t>
+      </w:r>
+      <w:r>
+        <w:rPr>
+          <w:b/>
+          <w:bCs/>
+          <w:sz w:val="40"/>
+          <w:szCs w:val="40"/>
+          <w:u w:val="single"/>
+        </w:rPr>
+        <w:t xml:space="preserve"> **</w:t>
+      </w:r>
+    </w:p>
+    <w:p>
+      <w:pPr>
+        <w:rPr>
+          <w:rFonts w:ascii="Helvetica" w:hAnsi="Helvetica" w:cs="Helvetica"/>
+          <w:b/>
+          <w:bCs/>
+          <w:color w:val="FF3333"/>
+          <w:sz w:val="18"/>
+          <w:szCs w:val="18"/>
+          <w:shd w:val="clear" w:color="auto" w:fill="FBFBFB"/>
+        </w:rPr>
+      </w:pPr>
+      <w:proofErr w:type="spellStart"/>
+      <w:r>
+        <w:rPr>
+          <w:rFonts w:ascii="Helvetica" w:hAnsi="Helvetica" w:cs="Helvetica"/>
+          <w:b/>
+          <w:bCs/>
+          <w:color w:val="FF3333"/>
+          <w:sz w:val="18"/>
+          <w:szCs w:val="18"/>
+          <w:shd w:val="clear" w:color="auto" w:fill="FBFBFB"/>
+        </w:rPr>
+        <w:t>Consumos_FlexFuel.m</w:t>
+      </w:r>
+      <w:proofErr w:type="spellEnd"/>
+    </w:p>
+    <w:p>
+      <w:pPr>
+        <w:rPr>
+          <w:rFonts w:ascii="Helvetica" w:hAnsi="Helvetica" w:cs="Helvetica"/>
+          <w:b/>
+          <w:bCs/>
+          <w:color w:val="FF3333"/>
+          <w:sz w:val="18"/>
+          <w:szCs w:val="18"/>
+          <w:shd w:val="clear" w:color="auto" w:fill="FBFBFB"/>
+        </w:rPr>
+      </w:pPr>
+    </w:p>
+    <w:p>
+      <w:r>
+        <w:t>CETESB</w:t>
+      </w:r>
+      <w:r>
+        <w:t xml:space="preserve"> – </w:t>
+      </w:r>
+      <w:r>
+        <w:t>COMPANHIA AMBIENTAL DO ESTADO DE SÃO PAULO</w:t>
+      </w:r>
+      <w:r>
+        <w:t>:</w:t>
+      </w:r>
+    </w:p>
+    <w:p>
+      <w:r>
+        <w:t xml:space="preserve">Fonte: </w:t>
+      </w:r>
+      <w:hyperlink r:id="rId11" w:history="1">
+        <w:r>
+          <w:rPr>
+            <w:rStyle w:val="Hyperlink"/>
+          </w:rPr>
+          <w:t>https://cetesb.sp.gov.br/veicular/relatorios-e-publicacoes/</w:t>
+        </w:r>
+      </w:hyperlink>
+    </w:p>
+    <w:p>
+      <w:r>
+        <w:t>Relatório 2</w:t>
+      </w:r>
+      <w:r>
+        <w:t>020</w:t>
+      </w:r>
+      <w:r>
+        <w:t xml:space="preserve">: </w:t>
+      </w:r>
+      <w:hyperlink r:id="rId12" w:history="1">
+        <w:r>
+          <w:rPr>
+            <w:rStyle w:val="Hyperlink"/>
+          </w:rPr>
+          <w:t>https://cetesb.sp.gov.br/veicular/wp-content/uploads/sites/6/2022/03/Relatorio-Emissoes-Veiculares-2020.pdf</w:t>
+        </w:r>
+      </w:hyperlink>
+    </w:p>
+    <w:p>
+      <w:pPr>
+        <w:rPr>
+          <w:rFonts w:ascii="Helvetica" w:hAnsi="Helvetica" w:cs="Helvetica"/>
+          <w:b/>
+          <w:bCs/>
+          <w:color w:val="FF3333"/>
+          <w:sz w:val="18"/>
+          <w:szCs w:val="18"/>
+          <w:shd w:val="clear" w:color="auto" w:fill="FBFBFB"/>
+        </w:rPr>
+      </w:pPr>
+      <w:r>
+        <w:drawing>
+          <wp:inline distT="0" distB="0" distL="0" distR="0" wp14:anchorId="05235E62" wp14:editId="230DD2B5">
+            <wp:extent cx="5400040" cy="3545205"/>
+            <wp:effectExtent l="0" t="0" r="0" b="0"/>
+            <wp:docPr id="1046334190" name="Imagem 1" descr="Interface gráfica do usuário, Texto, Aplicativo&#10;&#10;Descrição gerada automaticamente"/>
+            <wp:cNvGraphicFramePr>
+              <a:graphicFrameLocks xmlns:a="http://schemas.openxmlformats.org/drawingml/2006/main" noChangeAspect="1"/>
+            </wp:cNvGraphicFramePr>
+            <a:graphic xmlns:a="http://schemas.openxmlformats.org/drawingml/2006/main">
+              <a:graphicData uri="http://schemas.openxmlformats.org/drawingml/2006/picture">
+                <pic:pic xmlns:pic="http://schemas.openxmlformats.org/drawingml/2006/picture">
+                  <pic:nvPicPr>
+                    <pic:cNvPr id="1046334190" name="Imagem 1" descr="Interface gráfica do usuário, Texto, Aplicativo&#10;&#10;Descrição gerada automaticamente"/>
+                    <pic:cNvPicPr/>
+                  </pic:nvPicPr>
+                  <pic:blipFill>
+                    <a:blip r:embed="rId13"/>
+                    <a:stretch>
+                      <a:fillRect/>
+                    </a:stretch>
+                  </pic:blipFill>
+                  <pic:spPr>
+                    <a:xfrm>
+                      <a:off x="0" y="0"/>
+                      <a:ext cx="5400040" cy="3545205"/>
+                    </a:xfrm>
+                    <a:prstGeom prst="rect">
+                      <a:avLst/>
+                    </a:prstGeom>
+                  </pic:spPr>
+                </pic:pic>
+              </a:graphicData>
+            </a:graphic>
+          </wp:inline>
+        </w:drawing>
+      </w:r>
+    </w:p>
+    <w:p/>
+    <w:p/>
+    <w:p>
+      <w:r>
+        <w:br w:type="page"/>
+      </w:r>
+    </w:p>
+    <w:p>
+      <w:pPr>
+        <w:jc w:val="center"/>
+        <w:rPr>
+          <w:b/>
+          <w:bCs/>
+          <w:sz w:val="40"/>
+          <w:szCs w:val="40"/>
+          <w:u w:val="single"/>
+        </w:rPr>
+      </w:pPr>
+      <w:r>
+        <w:rPr>
+          <w:b/>
+          <w:bCs/>
+          <w:sz w:val="40"/>
+          <w:szCs w:val="40"/>
+          <w:u w:val="single"/>
+        </w:rPr>
+        <w:lastRenderedPageBreak/>
+        <w:t xml:space="preserve">** </w:t>
+      </w:r>
+      <w:r>
+        <w:rPr>
+          <w:b/>
+          <w:bCs/>
+          <w:sz w:val="40"/>
+          <w:szCs w:val="40"/>
+          <w:u w:val="single"/>
+        </w:rPr>
+        <w:t>5</w:t>
+      </w:r>
+      <w:r>
+        <w:rPr>
+          <w:b/>
+          <w:bCs/>
+          <w:sz w:val="40"/>
+          <w:szCs w:val="40"/>
+          <w:u w:val="single"/>
+        </w:rPr>
+        <w:t xml:space="preserve"> **</w:t>
+      </w:r>
+    </w:p>
+    <w:p>
+      <w:pPr>
+        <w:rPr>
+          <w:rFonts w:ascii="Helvetica" w:hAnsi="Helvetica" w:cs="Helvetica"/>
+          <w:b/>
+          <w:bCs/>
+          <w:color w:val="FF3333"/>
+          <w:sz w:val="18"/>
+          <w:szCs w:val="18"/>
+          <w:shd w:val="clear" w:color="auto" w:fill="FBFBFB"/>
+        </w:rPr>
+      </w:pPr>
+    </w:p>
+    <w:p>
+      <w:pPr>
+        <w:rPr>
+          <w:rFonts w:ascii="Helvetica" w:hAnsi="Helvetica" w:cs="Helvetica"/>
+          <w:b/>
+          <w:bCs/>
+          <w:color w:val="FF3333"/>
+          <w:sz w:val="18"/>
+          <w:szCs w:val="18"/>
+          <w:shd w:val="clear" w:color="auto" w:fill="FBFBFB"/>
+        </w:rPr>
+      </w:pPr>
+      <w:proofErr w:type="spellStart"/>
+      <w:r>
+        <w:rPr>
+          <w:rFonts w:ascii="Helvetica" w:hAnsi="Helvetica" w:cs="Helvetica"/>
+          <w:b/>
+          <w:bCs/>
+          <w:color w:val="FF3333"/>
+          <w:sz w:val="18"/>
+          <w:szCs w:val="18"/>
+          <w:shd w:val="clear" w:color="auto" w:fill="FBFBFB"/>
+        </w:rPr>
+        <w:t>Segregacao_ConsumosCOMB.m</w:t>
+      </w:r>
+      <w:proofErr w:type="spellEnd"/>
+    </w:p>
+    <w:p/>
+    <w:p>
+      <w:r>
+        <w:t xml:space="preserve">O consumo de combustível é diversificado entre as classes de veículos. As principais motorizações disseminadas no mercado brasileiro são compostas por motores do ciclo Otto e do ciclo Diesel. </w:t>
+      </w:r>
+    </w:p>
+    <w:p>
+      <w:r>
+        <w:t>Cada categoria de veículo consome uma parcela dos tipos de combustível comercializado em cada município brasileiro.</w:t>
+      </w:r>
+    </w:p>
+    <w:p>
+      <w:r>
+        <w:t xml:space="preserve"> A segregação do consumo de combustível por classe de veículos foi estabelecida de acordo com as informações do inventário nacional de emissões por veículos rodoviários do ano de 2013 (MMA, 2014). </w:t>
+      </w:r>
+    </w:p>
+    <w:p>
+      <w:r>
+        <w:t xml:space="preserve">Fonte: </w:t>
+      </w:r>
+      <w:hyperlink r:id="rId14" w:history="1">
+        <w:r>
+          <w:rPr>
+            <w:rStyle w:val="Hyperlink"/>
+          </w:rPr>
+          <w:t>https://iema-site-staging.s3.amazonaws.com/2014-05-27inventario2013.pdf</w:t>
+        </w:r>
+      </w:hyperlink>
+    </w:p>
+    <w:p>
+      <w:r>
+        <w:t>As proporções de consumo de combustível para cada categoria de veículos são apresentadas no Anexo III</w:t>
+      </w:r>
+      <w:r>
+        <w:t xml:space="preserve"> da dissertação do BRAVES.</w:t>
+      </w:r>
+    </w:p>
+    <w:p>
+      <w:pPr>
+        <w:rPr>
+          <w:rFonts w:ascii="Helvetica" w:hAnsi="Helvetica" w:cs="Helvetica"/>
+          <w:b/>
+          <w:bCs/>
+          <w:sz w:val="18"/>
+          <w:szCs w:val="18"/>
+          <w:shd w:val="clear" w:color="auto" w:fill="FBFBFB"/>
+        </w:rPr>
+      </w:pPr>
+      <w:hyperlink r:id="rId15" w:history="1">
+        <w:r>
+          <w:rPr>
+            <w:rStyle w:val="Hyperlink"/>
+            <w:rFonts w:ascii="Helvetica" w:hAnsi="Helvetica" w:cs="Helvetica"/>
+            <w:b/>
+            <w:bCs/>
+            <w:sz w:val="18"/>
+            <w:szCs w:val="18"/>
+            <w:shd w:val="clear" w:color="auto" w:fill="FBFBFB"/>
+          </w:rPr>
+          <w:t>https://repositorio.ufsc.br/handle/123456789/229823</w:t>
+        </w:r>
+      </w:hyperlink>
+    </w:p>
+    <w:p/>
+    <w:p>
+      <w:r>
+        <w:t xml:space="preserve"> Como a proporção de consumo de combustíveis do inventário nacional de veículos rodoviários é apresentado até o ano de 2012 e o presente estudo é realizado as estimativas de emissão entre os anos de 2013 e 2018, foi realizada uma simplificação do método considerando a mesma proporção de consumo de 2012 para os anos posteriores.</w:t>
       </w:r>
     </w:p>
     <w:sectPr>

--- a/Explicacoes Fluxograma - BRAVES2.0.docx
+++ b/Explicacoes Fluxograma - BRAVES2.0.docx
@@ -77,6 +77,9 @@
     </w:p>
     <w:p>
       <w:r>
+        <w:rPr>
+          <w:noProof/>
+        </w:rPr>
         <w:drawing>
           <wp:inline distT="0" distB="0" distL="0" distR="0" wp14:anchorId="70F69F81" wp14:editId="66AC8FEC">
             <wp:extent cx="5400040" cy="3371850"/>
@@ -266,6 +269,9 @@
     <w:p/>
     <w:p>
       <w:r>
+        <w:rPr>
+          <w:noProof/>
+        </w:rPr>
         <w:drawing>
           <wp:inline distT="0" distB="0" distL="0" distR="0" wp14:anchorId="7CB0B370" wp14:editId="2CF7B629">
             <wp:extent cx="5400040" cy="3239770"/>
@@ -367,7 +373,6 @@
           <w:shd w:val="clear" w:color="auto" w:fill="FBFBFB"/>
         </w:rPr>
       </w:pPr>
-      <w:proofErr w:type="spellStart"/>
       <w:r>
         <w:rPr>
           <w:rFonts w:ascii="Helvetica" w:hAnsi="Helvetica" w:cs="Helvetica"/>
@@ -380,7 +385,6 @@
         </w:rPr>
         <w:t>Categorizacao_Combustiveis.m</w:t>
       </w:r>
-      <w:proofErr w:type="spellEnd"/>
     </w:p>
     <w:p>
       <w:pPr>
@@ -397,20 +401,15 @@
     </w:p>
     <w:p>
       <w:r>
-        <w:t xml:space="preserve">O Agrupamento dos tipos de combustível foi realizado considerando as principais motorizações utilizados no território brasileiro: gasolina comum, etanol hidratado, diesel, gás natural veicular e motorizações </w:t>
-      </w:r>
-      <w:proofErr w:type="spellStart"/>
-      <w:r>
-        <w:t>flex-fuel</w:t>
-      </w:r>
-      <w:proofErr w:type="spellEnd"/>
-      <w:r>
-        <w:t>. Estes tipos de motorização são os considerados o mais próximo da realidade da frota brasileira. Os dados dos tipos de combustíveis licenciados nos veículos dos municípios brasileiros obtidos a partir dos dados estatísticos do (DENATRAN, 2018c) estão apresentados na Tabela 5.</w:t>
-      </w:r>
-    </w:p>
-    <w:p/>
-    <w:p>
-      <w:r>
+        <w:t>O Agrupamento dos tipos de combustível foi realizado considerando as principais motorizações utilizados no território brasileiro: gasolina comum, etanol hidratado, diesel, gás natural veicular e motorizações flex-fuel. Estes tipos de motorização são os considerados o mais próximo da realidade da frota brasileira. Os dados dos tipos de combustíveis licenciados nos veículos dos municípios brasileiros obtidos a partir dos dados estatísticos do (DENATRAN, 2018c) estão apresentados na Tabela 5.</w:t>
+      </w:r>
+    </w:p>
+    <w:p/>
+    <w:p>
+      <w:r>
+        <w:rPr>
+          <w:noProof/>
+        </w:rPr>
         <w:drawing>
           <wp:inline distT="0" distB="0" distL="0" distR="0" wp14:anchorId="2F7CBB2F" wp14:editId="4BACA63B">
             <wp:extent cx="5400040" cy="2093595"/>
@@ -516,7 +515,6 @@
           <w:shd w:val="clear" w:color="auto" w:fill="FBFBFB"/>
         </w:rPr>
       </w:pPr>
-      <w:proofErr w:type="spellStart"/>
       <w:r>
         <w:rPr>
           <w:rFonts w:ascii="Helvetica" w:hAnsi="Helvetica" w:cs="Helvetica"/>
@@ -529,7 +527,6 @@
         </w:rPr>
         <w:t>Consumos_FlexFuel.m</w:t>
       </w:r>
-      <w:proofErr w:type="spellEnd"/>
     </w:p>
     <w:p>
       <w:pPr>
@@ -546,16 +543,7 @@
     </w:p>
     <w:p>
       <w:r>
-        <w:t>CETESB</w:t>
-      </w:r>
-      <w:r>
-        <w:t xml:space="preserve"> – </w:t>
-      </w:r>
-      <w:r>
-        <w:t>COMPANHIA AMBIENTAL DO ESTADO DE SÃO PAULO</w:t>
-      </w:r>
-      <w:r>
-        <w:t>:</w:t>
+        <w:t>CETESB – COMPANHIA AMBIENTAL DO ESTADO DE SÃO PAULO:</w:t>
       </w:r>
     </w:p>
     <w:p>
@@ -573,13 +561,7 @@
     </w:p>
     <w:p>
       <w:r>
-        <w:t>Relatório 2</w:t>
-      </w:r>
-      <w:r>
-        <w:t>020</w:t>
-      </w:r>
-      <w:r>
-        <w:t xml:space="preserve">: </w:t>
+        <w:t xml:space="preserve">Relatório 2020: </w:t>
       </w:r>
       <w:hyperlink r:id="rId12" w:history="1">
         <w:r>
@@ -603,6 +585,9 @@
         </w:rPr>
       </w:pPr>
       <w:r>
+        <w:rPr>
+          <w:noProof/>
+        </w:rPr>
         <w:drawing>
           <wp:inline distT="0" distB="0" distL="0" distR="0" wp14:anchorId="05235E62" wp14:editId="230DD2B5">
             <wp:extent cx="5400040" cy="3545205"/>
@@ -715,7 +700,6 @@
           <w:shd w:val="clear" w:color="auto" w:fill="FBFBFB"/>
         </w:rPr>
       </w:pPr>
-      <w:proofErr w:type="spellStart"/>
       <w:r>
         <w:rPr>
           <w:rFonts w:ascii="Helvetica" w:hAnsi="Helvetica" w:cs="Helvetica"/>
@@ -728,7 +712,6 @@
         </w:rPr>
         <w:t>Segregacao_ConsumosCOMB.m</w:t>
       </w:r>
-      <w:proofErr w:type="spellEnd"/>
     </w:p>
     <w:p/>
     <w:p>
@@ -797,6 +780,364 @@
     <w:p>
       <w:r>
         <w:t xml:space="preserve"> Como a proporção de consumo de combustíveis do inventário nacional de veículos rodoviários é apresentado até o ano de 2012 e o presente estudo é realizado as estimativas de emissão entre os anos de 2013 e 2018, foi realizada uma simplificação do método considerando a mesma proporção de consumo de 2012 para os anos posteriores.</w:t>
+      </w:r>
+    </w:p>
+    <w:p/>
+    <w:p/>
+    <w:p/>
+    <w:p>
+      <w:r>
+        <w:br w:type="page"/>
+      </w:r>
+    </w:p>
+    <w:p>
+      <w:pPr>
+        <w:jc w:val="center"/>
+        <w:rPr>
+          <w:b/>
+          <w:bCs/>
+          <w:sz w:val="40"/>
+          <w:szCs w:val="40"/>
+          <w:u w:val="single"/>
+        </w:rPr>
+      </w:pPr>
+      <w:r>
+        <w:rPr>
+          <w:b/>
+          <w:bCs/>
+          <w:sz w:val="40"/>
+          <w:szCs w:val="40"/>
+          <w:u w:val="single"/>
+        </w:rPr>
+        <w:lastRenderedPageBreak/>
+        <w:t xml:space="preserve">** </w:t>
+      </w:r>
+      <w:r>
+        <w:rPr>
+          <w:b/>
+          <w:bCs/>
+          <w:sz w:val="40"/>
+          <w:szCs w:val="40"/>
+          <w:u w:val="single"/>
+        </w:rPr>
+        <w:t>6</w:t>
+      </w:r>
+      <w:r>
+        <w:rPr>
+          <w:b/>
+          <w:bCs/>
+          <w:sz w:val="40"/>
+          <w:szCs w:val="40"/>
+          <w:u w:val="single"/>
+        </w:rPr>
+        <w:t xml:space="preserve"> **</w:t>
+      </w:r>
+    </w:p>
+    <w:p>
+      <w:pPr>
+        <w:autoSpaceDE w:val="0"/>
+        <w:autoSpaceDN w:val="0"/>
+        <w:adjustRightInd w:val="0"/>
+        <w:spacing w:after="0" w:line="240" w:lineRule="auto"/>
+        <w:rPr>
+          <w:rFonts w:ascii="Courier New" w:hAnsi="Courier New" w:cs="Courier New"/>
+          <w:b/>
+          <w:bCs/>
+          <w:color w:val="FF0000"/>
+          <w:kern w:val="0"/>
+          <w:sz w:val="24"/>
+          <w:szCs w:val="24"/>
+        </w:rPr>
+      </w:pPr>
+      <w:r>
+        <w:rPr>
+          <w:rFonts w:ascii="Courier New" w:hAnsi="Courier New" w:cs="Courier New"/>
+          <w:b/>
+          <w:bCs/>
+          <w:color w:val="FF0000"/>
+          <w:kern w:val="0"/>
+          <w:sz w:val="26"/>
+          <w:szCs w:val="26"/>
+        </w:rPr>
+        <w:t>FatorDETERIORACAO5</w:t>
+      </w:r>
+      <w:r>
+        <w:rPr>
+          <w:rFonts w:ascii="Helvetica" w:hAnsi="Helvetica" w:cs="Helvetica"/>
+          <w:b/>
+          <w:bCs/>
+          <w:color w:val="FF0000"/>
+          <w:sz w:val="18"/>
+          <w:szCs w:val="18"/>
+          <w:shd w:val="clear" w:color="auto" w:fill="FBFBFB"/>
+        </w:rPr>
+        <w:t>.m</w:t>
+      </w:r>
+    </w:p>
+    <w:p/>
+    <w:p>
+      <w:r>
+        <w:t>Dissertação BRAVES:</w:t>
+      </w:r>
+    </w:p>
+    <w:p>
+      <w:r>
+        <w:drawing>
+          <wp:inline distT="0" distB="0" distL="0" distR="0" wp14:anchorId="1921FC35" wp14:editId="3FAA895D">
+            <wp:extent cx="4987636" cy="4367744"/>
+            <wp:effectExtent l="0" t="0" r="3810" b="0"/>
+            <wp:docPr id="1664022136" name="Imagem 1" descr="Tabela&#10;&#10;Descrição gerada automaticamente"/>
+            <wp:cNvGraphicFramePr>
+              <a:graphicFrameLocks xmlns:a="http://schemas.openxmlformats.org/drawingml/2006/main" noChangeAspect="1"/>
+            </wp:cNvGraphicFramePr>
+            <a:graphic xmlns:a="http://schemas.openxmlformats.org/drawingml/2006/main">
+              <a:graphicData uri="http://schemas.openxmlformats.org/drawingml/2006/picture">
+                <pic:pic xmlns:pic="http://schemas.openxmlformats.org/drawingml/2006/picture">
+                  <pic:nvPicPr>
+                    <pic:cNvPr id="1664022136" name="Imagem 1" descr="Tabela&#10;&#10;Descrição gerada automaticamente"/>
+                    <pic:cNvPicPr/>
+                  </pic:nvPicPr>
+                  <pic:blipFill>
+                    <a:blip r:embed="rId16"/>
+                    <a:stretch>
+                      <a:fillRect/>
+                    </a:stretch>
+                  </pic:blipFill>
+                  <pic:spPr>
+                    <a:xfrm>
+                      <a:off x="0" y="0"/>
+                      <a:ext cx="4990566" cy="4370310"/>
+                    </a:xfrm>
+                    <a:prstGeom prst="rect">
+                      <a:avLst/>
+                    </a:prstGeom>
+                  </pic:spPr>
+                </pic:pic>
+              </a:graphicData>
+            </a:graphic>
+          </wp:inline>
+        </w:drawing>
+      </w:r>
+    </w:p>
+    <w:p>
+      <w:pPr>
+        <w:rPr>
+          <w:b/>
+          <w:bCs/>
+        </w:rPr>
+      </w:pPr>
+      <w:r>
+        <w:rPr>
+          <w:b/>
+          <w:bCs/>
+        </w:rPr>
+        <w:t>Fonte dos fatores de deterioração para os veículos pesados:</w:t>
+      </w:r>
+    </w:p>
+    <w:p>
+      <w:hyperlink r:id="rId17" w:history="1">
+        <w:r>
+          <w:rPr>
+            <w:rStyle w:val="Hyperlink"/>
+          </w:rPr>
+          <w:t>https://www.legisweb.com.br/legislacao/?id=369514</w:t>
+        </w:r>
+      </w:hyperlink>
+    </w:p>
+    <w:p>
+      <w:r>
+        <w:drawing>
+          <wp:inline distT="0" distB="0" distL="0" distR="0" wp14:anchorId="2C39C9DF" wp14:editId="32ED49BE">
+            <wp:extent cx="5400040" cy="2396490"/>
+            <wp:effectExtent l="0" t="0" r="0" b="3810"/>
+            <wp:docPr id="368360182" name="Imagem 1" descr="Interface gráfica do usuário, Aplicativo&#10;&#10;Descrição gerada automaticamente"/>
+            <wp:cNvGraphicFramePr>
+              <a:graphicFrameLocks xmlns:a="http://schemas.openxmlformats.org/drawingml/2006/main" noChangeAspect="1"/>
+            </wp:cNvGraphicFramePr>
+            <a:graphic xmlns:a="http://schemas.openxmlformats.org/drawingml/2006/main">
+              <a:graphicData uri="http://schemas.openxmlformats.org/drawingml/2006/picture">
+                <pic:pic xmlns:pic="http://schemas.openxmlformats.org/drawingml/2006/picture">
+                  <pic:nvPicPr>
+                    <pic:cNvPr id="368360182" name="Imagem 1" descr="Interface gráfica do usuário, Aplicativo&#10;&#10;Descrição gerada automaticamente"/>
+                    <pic:cNvPicPr/>
+                  </pic:nvPicPr>
+                  <pic:blipFill>
+                    <a:blip r:embed="rId18"/>
+                    <a:stretch>
+                      <a:fillRect/>
+                    </a:stretch>
+                  </pic:blipFill>
+                  <pic:spPr>
+                    <a:xfrm>
+                      <a:off x="0" y="0"/>
+                      <a:ext cx="5400040" cy="2396490"/>
+                    </a:xfrm>
+                    <a:prstGeom prst="rect">
+                      <a:avLst/>
+                    </a:prstGeom>
+                  </pic:spPr>
+                </pic:pic>
+              </a:graphicData>
+            </a:graphic>
+          </wp:inline>
+        </w:drawing>
+      </w:r>
+    </w:p>
+    <w:p>
+      <w:pPr>
+        <w:rPr>
+          <w:b/>
+          <w:bCs/>
+        </w:rPr>
+      </w:pPr>
+      <w:r>
+        <w:rPr>
+          <w:b/>
+          <w:bCs/>
+        </w:rPr>
+        <w:lastRenderedPageBreak/>
+        <w:t xml:space="preserve">Fonte dos fatores de deterioração para </w:t>
+      </w:r>
+      <w:r>
+        <w:rPr>
+          <w:b/>
+          <w:bCs/>
+        </w:rPr>
+        <w:t>motos</w:t>
+      </w:r>
+      <w:r>
+        <w:rPr>
+          <w:b/>
+          <w:bCs/>
+        </w:rPr>
+        <w:t>:</w:t>
+      </w:r>
+    </w:p>
+    <w:p>
+      <w:hyperlink r:id="rId19" w:history="1">
+        <w:r>
+          <w:rPr>
+            <w:rStyle w:val="Hyperlink"/>
+          </w:rPr>
+          <w:t>https://www.legisweb.com.br/legislacao/?id=114764</w:t>
+        </w:r>
+      </w:hyperlink>
+    </w:p>
+    <w:p>
+      <w:r>
+        <w:drawing>
+          <wp:inline distT="0" distB="0" distL="0" distR="0" wp14:anchorId="22ADEB75" wp14:editId="75AE4BF0">
+            <wp:extent cx="5400040" cy="2512695"/>
+            <wp:effectExtent l="0" t="0" r="0" b="1905"/>
+            <wp:docPr id="1614099463" name="Imagem 1" descr="Texto&#10;&#10;Descrição gerada automaticamente"/>
+            <wp:cNvGraphicFramePr>
+              <a:graphicFrameLocks xmlns:a="http://schemas.openxmlformats.org/drawingml/2006/main" noChangeAspect="1"/>
+            </wp:cNvGraphicFramePr>
+            <a:graphic xmlns:a="http://schemas.openxmlformats.org/drawingml/2006/main">
+              <a:graphicData uri="http://schemas.openxmlformats.org/drawingml/2006/picture">
+                <pic:pic xmlns:pic="http://schemas.openxmlformats.org/drawingml/2006/picture">
+                  <pic:nvPicPr>
+                    <pic:cNvPr id="1614099463" name="Imagem 1" descr="Texto&#10;&#10;Descrição gerada automaticamente"/>
+                    <pic:cNvPicPr/>
+                  </pic:nvPicPr>
+                  <pic:blipFill>
+                    <a:blip r:embed="rId20"/>
+                    <a:stretch>
+                      <a:fillRect/>
+                    </a:stretch>
+                  </pic:blipFill>
+                  <pic:spPr>
+                    <a:xfrm>
+                      <a:off x="0" y="0"/>
+                      <a:ext cx="5400040" cy="2512695"/>
+                    </a:xfrm>
+                    <a:prstGeom prst="rect">
+                      <a:avLst/>
+                    </a:prstGeom>
+                  </pic:spPr>
+                </pic:pic>
+              </a:graphicData>
+            </a:graphic>
+          </wp:inline>
+        </w:drawing>
+      </w:r>
+    </w:p>
+    <w:p>
+      <w:pPr>
+        <w:rPr>
+          <w:b/>
+          <w:bCs/>
+        </w:rPr>
+      </w:pPr>
+      <w:r>
+        <w:rPr>
+          <w:b/>
+          <w:bCs/>
+        </w:rPr>
+        <w:t xml:space="preserve">Fonte dos fatores de deterioração para </w:t>
+      </w:r>
+      <w:r>
+        <w:rPr>
+          <w:b/>
+          <w:bCs/>
+        </w:rPr>
+        <w:t>leves otto e diesel</w:t>
+      </w:r>
+      <w:r>
+        <w:rPr>
+          <w:b/>
+          <w:bCs/>
+        </w:rPr>
+        <w:t>:</w:t>
+      </w:r>
+    </w:p>
+    <w:p>
+      <w:hyperlink r:id="rId21" w:history="1">
+        <w:r>
+          <w:rPr>
+            <w:rStyle w:val="Hyperlink"/>
+          </w:rPr>
+          <w:t>https://urbanismoemeioambiente.fortaleza.ce.gov.br/images/urbanismo-e-meio-ambiente/resolucao/resolucao_conama_492_de_2018.pdf</w:t>
+        </w:r>
+      </w:hyperlink>
+    </w:p>
+    <w:p>
+      <w:r>
+        <w:drawing>
+          <wp:inline distT="0" distB="0" distL="0" distR="0" wp14:anchorId="230C1FC2" wp14:editId="54CD7503">
+            <wp:extent cx="5400040" cy="2752090"/>
+            <wp:effectExtent l="0" t="0" r="0" b="0"/>
+            <wp:docPr id="412532073" name="Imagem 1" descr="Interface gráfica do usuário, Texto&#10;&#10;Descrição gerada automaticamente"/>
+            <wp:cNvGraphicFramePr>
+              <a:graphicFrameLocks xmlns:a="http://schemas.openxmlformats.org/drawingml/2006/main" noChangeAspect="1"/>
+            </wp:cNvGraphicFramePr>
+            <a:graphic xmlns:a="http://schemas.openxmlformats.org/drawingml/2006/main">
+              <a:graphicData uri="http://schemas.openxmlformats.org/drawingml/2006/picture">
+                <pic:pic xmlns:pic="http://schemas.openxmlformats.org/drawingml/2006/picture">
+                  <pic:nvPicPr>
+                    <pic:cNvPr id="412532073" name="Imagem 1" descr="Interface gráfica do usuário, Texto&#10;&#10;Descrição gerada automaticamente"/>
+                    <pic:cNvPicPr/>
+                  </pic:nvPicPr>
+                  <pic:blipFill>
+                    <a:blip r:embed="rId22"/>
+                    <a:stretch>
+                      <a:fillRect/>
+                    </a:stretch>
+                  </pic:blipFill>
+                  <pic:spPr>
+                    <a:xfrm>
+                      <a:off x="0" y="0"/>
+                      <a:ext cx="5400040" cy="2752090"/>
+                    </a:xfrm>
+                    <a:prstGeom prst="rect">
+                      <a:avLst/>
+                    </a:prstGeom>
+                  </pic:spPr>
+                </pic:pic>
+              </a:graphicData>
+            </a:graphic>
+          </wp:inline>
+        </w:drawing>
       </w:r>
     </w:p>
     <w:sectPr>

--- a/Explicacoes Fluxograma - BRAVES2.0.docx
+++ b/Explicacoes Fluxograma - BRAVES2.0.docx
@@ -882,6 +882,9 @@
     </w:p>
     <w:p>
       <w:r>
+        <w:rPr>
+          <w:noProof/>
+        </w:rPr>
         <w:drawing>
           <wp:inline distT="0" distB="0" distL="0" distR="0" wp14:anchorId="1921FC35" wp14:editId="3FAA895D">
             <wp:extent cx="4987636" cy="4367744"/>
@@ -946,6 +949,9 @@
     </w:p>
     <w:p>
       <w:r>
+        <w:rPr>
+          <w:noProof/>
+        </w:rPr>
         <w:drawing>
           <wp:inline distT="0" distB="0" distL="0" distR="0" wp14:anchorId="2C39C9DF" wp14:editId="32ED49BE">
             <wp:extent cx="5400040" cy="2396490"/>
@@ -1025,6 +1031,9 @@
     </w:p>
     <w:p>
       <w:r>
+        <w:rPr>
+          <w:noProof/>
+        </w:rPr>
         <w:drawing>
           <wp:inline distT="0" distB="0" distL="0" distR="0" wp14:anchorId="22ADEB75" wp14:editId="75AE4BF0">
             <wp:extent cx="5400040" cy="2512695"/>
@@ -1103,6 +1112,9 @@
     </w:p>
     <w:p>
       <w:r>
+        <w:rPr>
+          <w:noProof/>
+        </w:rPr>
         <w:drawing>
           <wp:inline distT="0" distB="0" distL="0" distR="0" wp14:anchorId="230C1FC2" wp14:editId="54CD7503">
             <wp:extent cx="5400040" cy="2752090"/>
@@ -1140,6 +1152,879 @@
         </w:drawing>
       </w:r>
     </w:p>
+    <w:p/>
+    <w:p/>
+    <w:p>
+      <w:r>
+        <w:br w:type="page"/>
+      </w:r>
+    </w:p>
+    <w:p>
+      <w:pPr>
+        <w:jc w:val="center"/>
+        <w:rPr>
+          <w:b/>
+          <w:bCs/>
+          <w:sz w:val="40"/>
+          <w:szCs w:val="40"/>
+          <w:u w:val="single"/>
+        </w:rPr>
+      </w:pPr>
+      <w:r>
+        <w:rPr>
+          <w:b/>
+          <w:bCs/>
+          <w:sz w:val="40"/>
+          <w:szCs w:val="40"/>
+          <w:u w:val="single"/>
+        </w:rPr>
+        <w:lastRenderedPageBreak/>
+        <w:t xml:space="preserve">** </w:t>
+      </w:r>
+      <w:r>
+        <w:rPr>
+          <w:b/>
+          <w:bCs/>
+          <w:sz w:val="40"/>
+          <w:szCs w:val="40"/>
+          <w:u w:val="single"/>
+        </w:rPr>
+        <w:t>7</w:t>
+      </w:r>
+      <w:r>
+        <w:rPr>
+          <w:b/>
+          <w:bCs/>
+          <w:sz w:val="40"/>
+          <w:szCs w:val="40"/>
+          <w:u w:val="single"/>
+        </w:rPr>
+        <w:t xml:space="preserve"> **</w:t>
+      </w:r>
+    </w:p>
+    <w:p>
+      <w:pPr>
+        <w:autoSpaceDE w:val="0"/>
+        <w:autoSpaceDN w:val="0"/>
+        <w:adjustRightInd w:val="0"/>
+        <w:spacing w:after="0" w:line="240" w:lineRule="auto"/>
+        <w:rPr>
+          <w:rFonts w:ascii="Courier New" w:hAnsi="Courier New" w:cs="Courier New"/>
+          <w:b/>
+          <w:bCs/>
+          <w:color w:val="FF0000"/>
+          <w:kern w:val="0"/>
+          <w:sz w:val="24"/>
+          <w:szCs w:val="24"/>
+        </w:rPr>
+      </w:pPr>
+      <w:r>
+        <w:rPr>
+          <w:rFonts w:ascii="Courier New" w:hAnsi="Courier New" w:cs="Courier New"/>
+          <w:b/>
+          <w:bCs/>
+          <w:color w:val="FF0000"/>
+          <w:kern w:val="0"/>
+          <w:sz w:val="26"/>
+          <w:szCs w:val="26"/>
+        </w:rPr>
+        <w:t>BRAVES</w:t>
+      </w:r>
+      <w:r>
+        <w:rPr>
+          <w:rFonts w:ascii="Helvetica" w:hAnsi="Helvetica" w:cs="Helvetica"/>
+          <w:b/>
+          <w:bCs/>
+          <w:color w:val="FF0000"/>
+          <w:sz w:val="18"/>
+          <w:szCs w:val="18"/>
+          <w:shd w:val="clear" w:color="auto" w:fill="FBFBFB"/>
+        </w:rPr>
+        <w:t>.m</w:t>
+      </w:r>
+      <w:r>
+        <w:rPr>
+          <w:rFonts w:ascii="Helvetica" w:hAnsi="Helvetica" w:cs="Helvetica"/>
+          <w:b/>
+          <w:bCs/>
+          <w:color w:val="FF0000"/>
+          <w:sz w:val="18"/>
+          <w:szCs w:val="18"/>
+          <w:shd w:val="clear" w:color="auto" w:fill="FBFBFB"/>
+        </w:rPr>
+        <w:t xml:space="preserve"> – Secção de reabastecimento</w:t>
+      </w:r>
+    </w:p>
+    <w:p/>
+    <w:p>
+      <w:r>
+        <w:t>Dissertação BRAVES:</w:t>
+      </w:r>
+    </w:p>
+    <w:p/>
+    <w:p>
+      <w:r>
+        <w:drawing>
+          <wp:inline distT="0" distB="0" distL="0" distR="0" wp14:anchorId="3169741D" wp14:editId="048EEB68">
+            <wp:extent cx="5400040" cy="3249930"/>
+            <wp:effectExtent l="0" t="0" r="0" b="7620"/>
+            <wp:docPr id="345267323" name="Imagem 1" descr="Texto&#10;&#10;Descrição gerada automaticamente"/>
+            <wp:cNvGraphicFramePr>
+              <a:graphicFrameLocks xmlns:a="http://schemas.openxmlformats.org/drawingml/2006/main" noChangeAspect="1"/>
+            </wp:cNvGraphicFramePr>
+            <a:graphic xmlns:a="http://schemas.openxmlformats.org/drawingml/2006/main">
+              <a:graphicData uri="http://schemas.openxmlformats.org/drawingml/2006/picture">
+                <pic:pic xmlns:pic="http://schemas.openxmlformats.org/drawingml/2006/picture">
+                  <pic:nvPicPr>
+                    <pic:cNvPr id="345267323" name="Imagem 1" descr="Texto&#10;&#10;Descrição gerada automaticamente"/>
+                    <pic:cNvPicPr/>
+                  </pic:nvPicPr>
+                  <pic:blipFill>
+                    <a:blip r:embed="rId23"/>
+                    <a:stretch>
+                      <a:fillRect/>
+                    </a:stretch>
+                  </pic:blipFill>
+                  <pic:spPr>
+                    <a:xfrm>
+                      <a:off x="0" y="0"/>
+                      <a:ext cx="5400040" cy="3249930"/>
+                    </a:xfrm>
+                    <a:prstGeom prst="rect">
+                      <a:avLst/>
+                    </a:prstGeom>
+                  </pic:spPr>
+                </pic:pic>
+              </a:graphicData>
+            </a:graphic>
+          </wp:inline>
+        </w:drawing>
+      </w:r>
+    </w:p>
+    <w:p/>
+    <w:p>
+      <w:r>
+        <w:br w:type="page"/>
+      </w:r>
+    </w:p>
+    <w:p>
+      <w:pPr>
+        <w:jc w:val="center"/>
+        <w:rPr>
+          <w:b/>
+          <w:bCs/>
+          <w:sz w:val="40"/>
+          <w:szCs w:val="40"/>
+          <w:u w:val="single"/>
+        </w:rPr>
+      </w:pPr>
+      <w:r>
+        <w:rPr>
+          <w:b/>
+          <w:bCs/>
+          <w:sz w:val="40"/>
+          <w:szCs w:val="40"/>
+          <w:u w:val="single"/>
+        </w:rPr>
+        <w:lastRenderedPageBreak/>
+        <w:t xml:space="preserve">** </w:t>
+      </w:r>
+      <w:r>
+        <w:rPr>
+          <w:b/>
+          <w:bCs/>
+          <w:sz w:val="40"/>
+          <w:szCs w:val="40"/>
+          <w:u w:val="single"/>
+        </w:rPr>
+        <w:t>8</w:t>
+      </w:r>
+      <w:r>
+        <w:rPr>
+          <w:b/>
+          <w:bCs/>
+          <w:sz w:val="40"/>
+          <w:szCs w:val="40"/>
+          <w:u w:val="single"/>
+        </w:rPr>
+        <w:t xml:space="preserve"> **</w:t>
+      </w:r>
+    </w:p>
+    <w:p>
+      <w:pPr>
+        <w:autoSpaceDE w:val="0"/>
+        <w:autoSpaceDN w:val="0"/>
+        <w:adjustRightInd w:val="0"/>
+        <w:spacing w:after="0" w:line="240" w:lineRule="auto"/>
+        <w:rPr>
+          <w:rFonts w:ascii="Courier New" w:hAnsi="Courier New" w:cs="Courier New"/>
+          <w:b/>
+          <w:bCs/>
+          <w:color w:val="FF0000"/>
+          <w:kern w:val="0"/>
+          <w:sz w:val="24"/>
+          <w:szCs w:val="24"/>
+        </w:rPr>
+      </w:pPr>
+      <w:r>
+        <w:rPr>
+          <w:rFonts w:ascii="Courier New" w:hAnsi="Courier New" w:cs="Courier New"/>
+          <w:b/>
+          <w:bCs/>
+          <w:color w:val="FF0000"/>
+          <w:kern w:val="0"/>
+          <w:sz w:val="26"/>
+          <w:szCs w:val="26"/>
+        </w:rPr>
+        <w:t>BRAVES</w:t>
+      </w:r>
+      <w:r>
+        <w:rPr>
+          <w:rFonts w:ascii="Helvetica" w:hAnsi="Helvetica" w:cs="Helvetica"/>
+          <w:b/>
+          <w:bCs/>
+          <w:color w:val="FF0000"/>
+          <w:sz w:val="18"/>
+          <w:szCs w:val="18"/>
+          <w:shd w:val="clear" w:color="auto" w:fill="FBFBFB"/>
+        </w:rPr>
+        <w:t>.m</w:t>
+      </w:r>
+      <w:r>
+        <w:rPr>
+          <w:rFonts w:ascii="Helvetica" w:hAnsi="Helvetica" w:cs="Helvetica"/>
+          <w:b/>
+          <w:bCs/>
+          <w:color w:val="FF0000"/>
+          <w:sz w:val="18"/>
+          <w:szCs w:val="18"/>
+          <w:shd w:val="clear" w:color="auto" w:fill="FBFBFB"/>
+        </w:rPr>
+        <w:t xml:space="preserve"> – </w:t>
+      </w:r>
+      <w:r>
+        <w:rPr>
+          <w:rFonts w:ascii="Helvetica" w:hAnsi="Helvetica" w:cs="Helvetica"/>
+          <w:b/>
+          <w:bCs/>
+          <w:color w:val="FF0000"/>
+          <w:sz w:val="18"/>
+          <w:szCs w:val="18"/>
+          <w:shd w:val="clear" w:color="auto" w:fill="FBFBFB"/>
+        </w:rPr>
+        <w:t>CO2eq</w:t>
+      </w:r>
+    </w:p>
+    <w:p/>
+    <w:p>
+      <w:r>
+        <w:t>Dissertação BRAVES:</w:t>
+      </w:r>
+    </w:p>
+    <w:p>
+      <w:r>
+        <w:drawing>
+          <wp:inline distT="0" distB="0" distL="0" distR="0" wp14:anchorId="6110CD75" wp14:editId="54F5B752">
+            <wp:extent cx="5400040" cy="5826125"/>
+            <wp:effectExtent l="0" t="0" r="0" b="3175"/>
+            <wp:docPr id="103068423" name="Imagem 1" descr="Texto&#10;&#10;Descrição gerada automaticamente"/>
+            <wp:cNvGraphicFramePr>
+              <a:graphicFrameLocks xmlns:a="http://schemas.openxmlformats.org/drawingml/2006/main" noChangeAspect="1"/>
+            </wp:cNvGraphicFramePr>
+            <a:graphic xmlns:a="http://schemas.openxmlformats.org/drawingml/2006/main">
+              <a:graphicData uri="http://schemas.openxmlformats.org/drawingml/2006/picture">
+                <pic:pic xmlns:pic="http://schemas.openxmlformats.org/drawingml/2006/picture">
+                  <pic:nvPicPr>
+                    <pic:cNvPr id="103068423" name="Imagem 1" descr="Texto&#10;&#10;Descrição gerada automaticamente"/>
+                    <pic:cNvPicPr/>
+                  </pic:nvPicPr>
+                  <pic:blipFill>
+                    <a:blip r:embed="rId24"/>
+                    <a:stretch>
+                      <a:fillRect/>
+                    </a:stretch>
+                  </pic:blipFill>
+                  <pic:spPr>
+                    <a:xfrm>
+                      <a:off x="0" y="0"/>
+                      <a:ext cx="5400040" cy="5826125"/>
+                    </a:xfrm>
+                    <a:prstGeom prst="rect">
+                      <a:avLst/>
+                    </a:prstGeom>
+                  </pic:spPr>
+                </pic:pic>
+              </a:graphicData>
+            </a:graphic>
+          </wp:inline>
+        </w:drawing>
+      </w:r>
+    </w:p>
+    <w:p/>
+    <w:p>
+      <w:r>
+        <w:br w:type="page"/>
+      </w:r>
+    </w:p>
+    <w:p>
+      <w:pPr>
+        <w:jc w:val="center"/>
+        <w:rPr>
+          <w:b/>
+          <w:bCs/>
+          <w:sz w:val="40"/>
+          <w:szCs w:val="40"/>
+          <w:u w:val="single"/>
+        </w:rPr>
+      </w:pPr>
+      <w:r>
+        <w:rPr>
+          <w:b/>
+          <w:bCs/>
+          <w:sz w:val="40"/>
+          <w:szCs w:val="40"/>
+          <w:u w:val="single"/>
+        </w:rPr>
+        <w:lastRenderedPageBreak/>
+        <w:t xml:space="preserve">** </w:t>
+      </w:r>
+      <w:r>
+        <w:rPr>
+          <w:b/>
+          <w:bCs/>
+          <w:sz w:val="40"/>
+          <w:szCs w:val="40"/>
+          <w:u w:val="single"/>
+        </w:rPr>
+        <w:t>9</w:t>
+      </w:r>
+      <w:r>
+        <w:rPr>
+          <w:b/>
+          <w:bCs/>
+          <w:sz w:val="40"/>
+          <w:szCs w:val="40"/>
+          <w:u w:val="single"/>
+        </w:rPr>
+        <w:t xml:space="preserve"> **</w:t>
+      </w:r>
+    </w:p>
+    <w:p>
+      <w:pPr>
+        <w:autoSpaceDE w:val="0"/>
+        <w:autoSpaceDN w:val="0"/>
+        <w:adjustRightInd w:val="0"/>
+        <w:spacing w:after="0" w:line="240" w:lineRule="auto"/>
+        <w:rPr>
+          <w:rFonts w:ascii="Courier New" w:hAnsi="Courier New" w:cs="Courier New"/>
+          <w:b/>
+          <w:bCs/>
+          <w:color w:val="FF0000"/>
+          <w:kern w:val="0"/>
+          <w:sz w:val="24"/>
+          <w:szCs w:val="24"/>
+        </w:rPr>
+      </w:pPr>
+      <w:r>
+        <w:rPr>
+          <w:rFonts w:ascii="Courier New" w:hAnsi="Courier New" w:cs="Courier New"/>
+          <w:b/>
+          <w:bCs/>
+          <w:color w:val="FF0000"/>
+          <w:kern w:val="0"/>
+          <w:sz w:val="26"/>
+          <w:szCs w:val="26"/>
+        </w:rPr>
+        <w:t>BRAVES</w:t>
+      </w:r>
+      <w:r>
+        <w:rPr>
+          <w:rFonts w:ascii="Helvetica" w:hAnsi="Helvetica" w:cs="Helvetica"/>
+          <w:b/>
+          <w:bCs/>
+          <w:color w:val="FF0000"/>
+          <w:sz w:val="18"/>
+          <w:szCs w:val="18"/>
+          <w:shd w:val="clear" w:color="auto" w:fill="FBFBFB"/>
+        </w:rPr>
+        <w:t>.m</w:t>
+      </w:r>
+      <w:r>
+        <w:rPr>
+          <w:rFonts w:ascii="Helvetica" w:hAnsi="Helvetica" w:cs="Helvetica"/>
+          <w:b/>
+          <w:bCs/>
+          <w:color w:val="FF0000"/>
+          <w:sz w:val="18"/>
+          <w:szCs w:val="18"/>
+          <w:shd w:val="clear" w:color="auto" w:fill="FBFBFB"/>
+        </w:rPr>
+        <w:t xml:space="preserve"> – </w:t>
+      </w:r>
+      <w:r>
+        <w:rPr>
+          <w:rFonts w:ascii="Helvetica" w:hAnsi="Helvetica" w:cs="Helvetica"/>
+          <w:b/>
+          <w:bCs/>
+          <w:color w:val="FF0000"/>
+          <w:sz w:val="18"/>
+          <w:szCs w:val="18"/>
+          <w:shd w:val="clear" w:color="auto" w:fill="FBFBFB"/>
+        </w:rPr>
+        <w:t>Desgaste de pneus, freios e pista</w:t>
+      </w:r>
+    </w:p>
+    <w:p/>
+    <w:p>
+      <w:r>
+        <w:t>Dissertação BRAVES:</w:t>
+      </w:r>
+    </w:p>
+    <w:p>
+      <w:r>
+        <w:drawing>
+          <wp:inline distT="0" distB="0" distL="0" distR="0" wp14:anchorId="5A2B14BA" wp14:editId="447C7B9C">
+            <wp:extent cx="5400040" cy="5613400"/>
+            <wp:effectExtent l="0" t="0" r="0" b="6350"/>
+            <wp:docPr id="1615398172" name="Imagem 1" descr="Texto&#10;&#10;Descrição gerada automaticamente"/>
+            <wp:cNvGraphicFramePr>
+              <a:graphicFrameLocks xmlns:a="http://schemas.openxmlformats.org/drawingml/2006/main" noChangeAspect="1"/>
+            </wp:cNvGraphicFramePr>
+            <a:graphic xmlns:a="http://schemas.openxmlformats.org/drawingml/2006/main">
+              <a:graphicData uri="http://schemas.openxmlformats.org/drawingml/2006/picture">
+                <pic:pic xmlns:pic="http://schemas.openxmlformats.org/drawingml/2006/picture">
+                  <pic:nvPicPr>
+                    <pic:cNvPr id="1615398172" name="Imagem 1" descr="Texto&#10;&#10;Descrição gerada automaticamente"/>
+                    <pic:cNvPicPr/>
+                  </pic:nvPicPr>
+                  <pic:blipFill>
+                    <a:blip r:embed="rId25"/>
+                    <a:stretch>
+                      <a:fillRect/>
+                    </a:stretch>
+                  </pic:blipFill>
+                  <pic:spPr>
+                    <a:xfrm>
+                      <a:off x="0" y="0"/>
+                      <a:ext cx="5400040" cy="5613400"/>
+                    </a:xfrm>
+                    <a:prstGeom prst="rect">
+                      <a:avLst/>
+                    </a:prstGeom>
+                  </pic:spPr>
+                </pic:pic>
+              </a:graphicData>
+            </a:graphic>
+          </wp:inline>
+        </w:drawing>
+      </w:r>
+    </w:p>
+    <w:p/>
+    <w:p>
+      <w:r>
+        <w:t>Guidebook 2009 EEEA:</w:t>
+      </w:r>
+    </w:p>
+    <w:p>
+      <w:hyperlink r:id="rId26" w:history="1">
+        <w:r>
+          <w:rPr>
+            <w:rStyle w:val="Hyperlink"/>
+          </w:rPr>
+          <w:t>https://www.eea.europa.eu/publications/emep-eea-emission-inventory-guidebook-2009/part-b-sectoral-guidance-chapters/1-energy/1-a-combustion/1-a-3-b-vi-road-tyre-and-brake-wear.pdf/view</w:t>
+        </w:r>
+      </w:hyperlink>
+    </w:p>
+    <w:p>
+      <w:r>
+        <w:t>FE de leves e comerciais leves foram adotados iguais</w:t>
+      </w:r>
+    </w:p>
+    <w:p>
+      <w:r>
+        <w:t>Foram adotados FE diferentes para veículos pesados entre caminmhoes leves e caminhões pesados</w:t>
+      </w:r>
+    </w:p>
+    <w:p>
+      <w:r>
+        <w:lastRenderedPageBreak/>
+        <w:drawing>
+          <wp:inline distT="0" distB="0" distL="0" distR="0" wp14:anchorId="6951B45E" wp14:editId="02E89852">
+            <wp:extent cx="5400040" cy="5509260"/>
+            <wp:effectExtent l="0" t="0" r="0" b="0"/>
+            <wp:docPr id="983624033" name="Imagem 1" descr="Interface gráfica do usuário, Tabela&#10;&#10;Descrição gerada automaticamente"/>
+            <wp:cNvGraphicFramePr>
+              <a:graphicFrameLocks xmlns:a="http://schemas.openxmlformats.org/drawingml/2006/main" noChangeAspect="1"/>
+            </wp:cNvGraphicFramePr>
+            <a:graphic xmlns:a="http://schemas.openxmlformats.org/drawingml/2006/main">
+              <a:graphicData uri="http://schemas.openxmlformats.org/drawingml/2006/picture">
+                <pic:pic xmlns:pic="http://schemas.openxmlformats.org/drawingml/2006/picture">
+                  <pic:nvPicPr>
+                    <pic:cNvPr id="983624033" name="Imagem 1" descr="Interface gráfica do usuário, Tabela&#10;&#10;Descrição gerada automaticamente"/>
+                    <pic:cNvPicPr/>
+                  </pic:nvPicPr>
+                  <pic:blipFill>
+                    <a:blip r:embed="rId27"/>
+                    <a:stretch>
+                      <a:fillRect/>
+                    </a:stretch>
+                  </pic:blipFill>
+                  <pic:spPr>
+                    <a:xfrm>
+                      <a:off x="0" y="0"/>
+                      <a:ext cx="5400040" cy="5509260"/>
+                    </a:xfrm>
+                    <a:prstGeom prst="rect">
+                      <a:avLst/>
+                    </a:prstGeom>
+                  </pic:spPr>
+                </pic:pic>
+              </a:graphicData>
+            </a:graphic>
+          </wp:inline>
+        </w:drawing>
+      </w:r>
+    </w:p>
+    <w:p/>
+    <w:p>
+      <w:r>
+        <w:br w:type="page"/>
+      </w:r>
+    </w:p>
+    <w:p>
+      <w:pPr>
+        <w:jc w:val="center"/>
+        <w:rPr>
+          <w:b/>
+          <w:bCs/>
+          <w:sz w:val="40"/>
+          <w:szCs w:val="40"/>
+          <w:u w:val="single"/>
+        </w:rPr>
+      </w:pPr>
+      <w:r>
+        <w:rPr>
+          <w:b/>
+          <w:bCs/>
+          <w:sz w:val="40"/>
+          <w:szCs w:val="40"/>
+          <w:u w:val="single"/>
+        </w:rPr>
+        <w:lastRenderedPageBreak/>
+        <w:t xml:space="preserve">** </w:t>
+      </w:r>
+      <w:r>
+        <w:rPr>
+          <w:b/>
+          <w:bCs/>
+          <w:sz w:val="40"/>
+          <w:szCs w:val="40"/>
+          <w:u w:val="single"/>
+        </w:rPr>
+        <w:t>10</w:t>
+      </w:r>
+      <w:r>
+        <w:rPr>
+          <w:b/>
+          <w:bCs/>
+          <w:sz w:val="40"/>
+          <w:szCs w:val="40"/>
+          <w:u w:val="single"/>
+        </w:rPr>
+        <w:t xml:space="preserve"> **</w:t>
+      </w:r>
+    </w:p>
+    <w:p>
+      <w:pPr>
+        <w:autoSpaceDE w:val="0"/>
+        <w:autoSpaceDN w:val="0"/>
+        <w:adjustRightInd w:val="0"/>
+        <w:spacing w:after="0" w:line="240" w:lineRule="auto"/>
+        <w:rPr>
+          <w:rFonts w:ascii="Helvetica" w:hAnsi="Helvetica" w:cs="Helvetica"/>
+          <w:b/>
+          <w:bCs/>
+          <w:color w:val="FF0000"/>
+          <w:sz w:val="18"/>
+          <w:szCs w:val="18"/>
+          <w:shd w:val="clear" w:color="auto" w:fill="FBFBFB"/>
+        </w:rPr>
+      </w:pPr>
+      <w:r>
+        <w:rPr>
+          <w:rFonts w:ascii="Courier New" w:hAnsi="Courier New" w:cs="Courier New"/>
+          <w:b/>
+          <w:bCs/>
+          <w:color w:val="FF0000"/>
+          <w:kern w:val="0"/>
+          <w:sz w:val="26"/>
+          <w:szCs w:val="26"/>
+        </w:rPr>
+        <w:t>BRAVES</w:t>
+      </w:r>
+      <w:r>
+        <w:rPr>
+          <w:rFonts w:ascii="Helvetica" w:hAnsi="Helvetica" w:cs="Helvetica"/>
+          <w:b/>
+          <w:bCs/>
+          <w:color w:val="FF0000"/>
+          <w:sz w:val="18"/>
+          <w:szCs w:val="18"/>
+          <w:shd w:val="clear" w:color="auto" w:fill="FBFBFB"/>
+        </w:rPr>
+        <w:t>.m</w:t>
+      </w:r>
+      <w:r>
+        <w:rPr>
+          <w:rFonts w:ascii="Helvetica" w:hAnsi="Helvetica" w:cs="Helvetica"/>
+          <w:b/>
+          <w:bCs/>
+          <w:color w:val="FF0000"/>
+          <w:sz w:val="18"/>
+          <w:szCs w:val="18"/>
+          <w:shd w:val="clear" w:color="auto" w:fill="FBFBFB"/>
+        </w:rPr>
+        <w:t xml:space="preserve"> – </w:t>
+      </w:r>
+      <w:r>
+        <w:rPr>
+          <w:rFonts w:ascii="Helvetica" w:hAnsi="Helvetica" w:cs="Helvetica"/>
+          <w:b/>
+          <w:bCs/>
+          <w:color w:val="FF0000"/>
+          <w:sz w:val="18"/>
+          <w:szCs w:val="18"/>
+          <w:shd w:val="clear" w:color="auto" w:fill="FBFBFB"/>
+        </w:rPr>
+        <w:t>ressuspensao do solo</w:t>
+      </w:r>
+    </w:p>
+    <w:p>
+      <w:pPr>
+        <w:autoSpaceDE w:val="0"/>
+        <w:autoSpaceDN w:val="0"/>
+        <w:adjustRightInd w:val="0"/>
+        <w:spacing w:after="0" w:line="240" w:lineRule="auto"/>
+        <w:rPr>
+          <w:rFonts w:ascii="Helvetica" w:hAnsi="Helvetica" w:cs="Helvetica"/>
+          <w:b/>
+          <w:bCs/>
+          <w:color w:val="FF0000"/>
+          <w:sz w:val="18"/>
+          <w:szCs w:val="18"/>
+          <w:shd w:val="clear" w:color="auto" w:fill="FBFBFB"/>
+        </w:rPr>
+      </w:pPr>
+    </w:p>
+    <w:p>
+      <w:pPr>
+        <w:autoSpaceDE w:val="0"/>
+        <w:autoSpaceDN w:val="0"/>
+        <w:adjustRightInd w:val="0"/>
+        <w:spacing w:after="0" w:line="240" w:lineRule="auto"/>
+        <w:rPr>
+          <w:rFonts w:ascii="Helvetica" w:hAnsi="Helvetica" w:cs="Helvetica"/>
+          <w:b/>
+          <w:bCs/>
+          <w:sz w:val="18"/>
+          <w:szCs w:val="18"/>
+          <w:shd w:val="clear" w:color="auto" w:fill="FBFBFB"/>
+        </w:rPr>
+      </w:pPr>
+      <w:r>
+        <w:rPr>
+          <w:rFonts w:ascii="Helvetica" w:hAnsi="Helvetica" w:cs="Helvetica"/>
+          <w:b/>
+          <w:bCs/>
+          <w:sz w:val="18"/>
+          <w:szCs w:val="18"/>
+          <w:shd w:val="clear" w:color="auto" w:fill="FBFBFB"/>
+        </w:rPr>
+        <w:t>Foi utilizado o mesmo fator de emissão de ressuspensao do solo para todos os veículos, valor de 0,0620 conforme a bibliografia de referência:</w:t>
+      </w:r>
+    </w:p>
+    <w:p>
+      <w:pPr>
+        <w:autoSpaceDE w:val="0"/>
+        <w:autoSpaceDN w:val="0"/>
+        <w:adjustRightInd w:val="0"/>
+        <w:spacing w:after="0" w:line="240" w:lineRule="auto"/>
+        <w:rPr>
+          <w:rFonts w:ascii="Helvetica" w:hAnsi="Helvetica" w:cs="Helvetica"/>
+          <w:b/>
+          <w:bCs/>
+          <w:sz w:val="18"/>
+          <w:szCs w:val="18"/>
+          <w:shd w:val="clear" w:color="auto" w:fill="FBFBFB"/>
+        </w:rPr>
+      </w:pPr>
+    </w:p>
+    <w:p>
+      <w:pPr>
+        <w:autoSpaceDE w:val="0"/>
+        <w:autoSpaceDN w:val="0"/>
+        <w:adjustRightInd w:val="0"/>
+        <w:spacing w:after="0" w:line="240" w:lineRule="auto"/>
+        <w:rPr>
+          <w:rFonts w:ascii="Helvetica" w:hAnsi="Helvetica" w:cs="Helvetica"/>
+          <w:b/>
+          <w:bCs/>
+          <w:sz w:val="18"/>
+          <w:szCs w:val="18"/>
+          <w:shd w:val="clear" w:color="auto" w:fill="FBFBFB"/>
+        </w:rPr>
+      </w:pPr>
+      <w:r>
+        <w:rPr>
+          <w:rFonts w:ascii="Helvetica" w:hAnsi="Helvetica" w:cs="Helvetica"/>
+          <w:b/>
+          <w:bCs/>
+          <w:sz w:val="18"/>
+          <w:szCs w:val="18"/>
+          <w:shd w:val="clear" w:color="auto" w:fill="FBFBFB"/>
+        </w:rPr>
+        <w:t>Dissertação BRAVES:</w:t>
+      </w:r>
+    </w:p>
+    <w:p>
+      <w:pPr>
+        <w:autoSpaceDE w:val="0"/>
+        <w:autoSpaceDN w:val="0"/>
+        <w:adjustRightInd w:val="0"/>
+        <w:spacing w:after="0" w:line="240" w:lineRule="auto"/>
+        <w:rPr>
+          <w:rFonts w:ascii="Helvetica" w:hAnsi="Helvetica" w:cs="Helvetica"/>
+          <w:b/>
+          <w:bCs/>
+          <w:color w:val="FF0000"/>
+          <w:sz w:val="18"/>
+          <w:szCs w:val="18"/>
+          <w:shd w:val="clear" w:color="auto" w:fill="FBFBFB"/>
+        </w:rPr>
+      </w:pPr>
+    </w:p>
+    <w:p>
+      <w:pPr>
+        <w:autoSpaceDE w:val="0"/>
+        <w:autoSpaceDN w:val="0"/>
+        <w:adjustRightInd w:val="0"/>
+        <w:spacing w:after="0" w:line="240" w:lineRule="auto"/>
+        <w:rPr>
+          <w:rFonts w:ascii="Courier New" w:hAnsi="Courier New" w:cs="Courier New"/>
+          <w:b/>
+          <w:bCs/>
+          <w:color w:val="FF0000"/>
+          <w:kern w:val="0"/>
+          <w:sz w:val="24"/>
+          <w:szCs w:val="24"/>
+        </w:rPr>
+      </w:pPr>
+    </w:p>
+    <w:p>
+      <w:r>
+        <w:drawing>
+          <wp:inline distT="0" distB="0" distL="0" distR="0" wp14:anchorId="31A3BCDA" wp14:editId="53F1778F">
+            <wp:extent cx="5400040" cy="5127625"/>
+            <wp:effectExtent l="0" t="0" r="0" b="0"/>
+            <wp:docPr id="1983688882" name="Imagem 1" descr="Interface gráfica do usuário, Texto, Aplicativo&#10;&#10;Descrição gerada automaticamente"/>
+            <wp:cNvGraphicFramePr>
+              <a:graphicFrameLocks xmlns:a="http://schemas.openxmlformats.org/drawingml/2006/main" noChangeAspect="1"/>
+            </wp:cNvGraphicFramePr>
+            <a:graphic xmlns:a="http://schemas.openxmlformats.org/drawingml/2006/main">
+              <a:graphicData uri="http://schemas.openxmlformats.org/drawingml/2006/picture">
+                <pic:pic xmlns:pic="http://schemas.openxmlformats.org/drawingml/2006/picture">
+                  <pic:nvPicPr>
+                    <pic:cNvPr id="1983688882" name="Imagem 1" descr="Interface gráfica do usuário, Texto, Aplicativo&#10;&#10;Descrição gerada automaticamente"/>
+                    <pic:cNvPicPr/>
+                  </pic:nvPicPr>
+                  <pic:blipFill>
+                    <a:blip r:embed="rId28"/>
+                    <a:stretch>
+                      <a:fillRect/>
+                    </a:stretch>
+                  </pic:blipFill>
+                  <pic:spPr>
+                    <a:xfrm>
+                      <a:off x="0" y="0"/>
+                      <a:ext cx="5400040" cy="5127625"/>
+                    </a:xfrm>
+                    <a:prstGeom prst="rect">
+                      <a:avLst/>
+                    </a:prstGeom>
+                  </pic:spPr>
+                </pic:pic>
+              </a:graphicData>
+            </a:graphic>
+          </wp:inline>
+        </w:drawing>
+      </w:r>
+    </w:p>
+    <w:p/>
+    <w:p/>
+    <w:p>
+      <w:r>
+        <w:t>**Aqui já vai ficar uma sugestão pessoal, baseado no que é recomendado para inventários de emissões atmosférica para ressuspensao de vias da AP42. O mais correto seria a gente segregar essas emissões pelo tipo da via e não pelo tipo de veículo.**</w:t>
+      </w:r>
+    </w:p>
+    <w:p/>
+    <w:p/>
+    <w:p/>
+    <w:p>
+      <w:pPr>
+        <w:jc w:val="center"/>
+        <w:rPr>
+          <w:b/>
+          <w:bCs/>
+          <w:sz w:val="40"/>
+          <w:szCs w:val="40"/>
+          <w:u w:val="single"/>
+        </w:rPr>
+      </w:pPr>
+      <w:r>
+        <w:rPr>
+          <w:b/>
+          <w:bCs/>
+          <w:sz w:val="40"/>
+          <w:szCs w:val="40"/>
+          <w:u w:val="single"/>
+        </w:rPr>
+        <w:lastRenderedPageBreak/>
+        <w:t xml:space="preserve">** </w:t>
+      </w:r>
+      <w:r>
+        <w:rPr>
+          <w:b/>
+          <w:bCs/>
+          <w:sz w:val="40"/>
+          <w:szCs w:val="40"/>
+          <w:u w:val="single"/>
+        </w:rPr>
+        <w:t>1</w:t>
+      </w:r>
+      <w:r>
+        <w:rPr>
+          <w:b/>
+          <w:bCs/>
+          <w:sz w:val="40"/>
+          <w:szCs w:val="40"/>
+          <w:u w:val="single"/>
+        </w:rPr>
+        <w:t>1</w:t>
+      </w:r>
+      <w:r>
+        <w:rPr>
+          <w:b/>
+          <w:bCs/>
+          <w:sz w:val="40"/>
+          <w:szCs w:val="40"/>
+          <w:u w:val="single"/>
+        </w:rPr>
+        <w:t xml:space="preserve"> **</w:t>
+      </w:r>
+    </w:p>
+    <w:p/>
+    <w:p/>
+    <w:p/>
     <w:sectPr>
       <w:pgSz w:w="11906" w:h="16838"/>
       <w:pgMar w:top="1417" w:right="1701" w:bottom="1417" w:left="1701" w:header="708" w:footer="708" w:gutter="0"/>

--- a/Explicacoes Fluxograma - BRAVES2.0.docx
+++ b/Explicacoes Fluxograma - BRAVES2.0.docx
@@ -1264,6 +1264,9 @@
     <w:p/>
     <w:p>
       <w:r>
+        <w:rPr>
+          <w:noProof/>
+        </w:rPr>
         <w:drawing>
           <wp:inline distT="0" distB="0" distL="0" distR="0" wp14:anchorId="3169741D" wp14:editId="048EEB68">
             <wp:extent cx="5400040" cy="3249930"/>
@@ -1400,19 +1403,7 @@
           <w:szCs w:val="18"/>
           <w:shd w:val="clear" w:color="auto" w:fill="FBFBFB"/>
         </w:rPr>
-        <w:t xml:space="preserve"> – </w:t>
-      </w:r>
-      <w:r>
-        <w:rPr>
-          <w:rFonts w:ascii="Helvetica" w:hAnsi="Helvetica" w:cs="Helvetica"/>
-          <w:b/>
-          <w:bCs/>
-          <w:color w:val="FF0000"/>
-          <w:sz w:val="18"/>
-          <w:szCs w:val="18"/>
-          <w:shd w:val="clear" w:color="auto" w:fill="FBFBFB"/>
-        </w:rPr>
-        <w:t>CO2eq</w:t>
+        <w:t xml:space="preserve"> – CO2eq</w:t>
       </w:r>
     </w:p>
     <w:p/>
@@ -1423,6 +1414,9 @@
     </w:p>
     <w:p>
       <w:r>
+        <w:rPr>
+          <w:noProof/>
+        </w:rPr>
         <w:drawing>
           <wp:inline distT="0" distB="0" distL="0" distR="0" wp14:anchorId="6110CD75" wp14:editId="54F5B752">
             <wp:extent cx="5400040" cy="5826125"/>
@@ -1559,19 +1553,7 @@
           <w:szCs w:val="18"/>
           <w:shd w:val="clear" w:color="auto" w:fill="FBFBFB"/>
         </w:rPr>
-        <w:t xml:space="preserve"> – </w:t>
-      </w:r>
-      <w:r>
-        <w:rPr>
-          <w:rFonts w:ascii="Helvetica" w:hAnsi="Helvetica" w:cs="Helvetica"/>
-          <w:b/>
-          <w:bCs/>
-          <w:color w:val="FF0000"/>
-          <w:sz w:val="18"/>
-          <w:szCs w:val="18"/>
-          <w:shd w:val="clear" w:color="auto" w:fill="FBFBFB"/>
-        </w:rPr>
-        <w:t>Desgaste de pneus, freios e pista</w:t>
+        <w:t xml:space="preserve"> – Desgaste de pneus, freios e pista</w:t>
       </w:r>
     </w:p>
     <w:p/>
@@ -1582,6 +1564,9 @@
     </w:p>
     <w:p>
       <w:r>
+        <w:rPr>
+          <w:noProof/>
+        </w:rPr>
         <w:drawing>
           <wp:inline distT="0" distB="0" distL="0" distR="0" wp14:anchorId="5A2B14BA" wp14:editId="447C7B9C">
             <wp:extent cx="5400040" cy="5613400"/>
@@ -1647,6 +1632,9 @@
     </w:p>
     <w:p>
       <w:r>
+        <w:rPr>
+          <w:noProof/>
+        </w:rPr>
         <w:lastRenderedPageBreak/>
         <w:drawing>
           <wp:inline distT="0" distB="0" distL="0" distR="0" wp14:anchorId="6951B45E" wp14:editId="02E89852">
@@ -1784,19 +1772,7 @@
           <w:szCs w:val="18"/>
           <w:shd w:val="clear" w:color="auto" w:fill="FBFBFB"/>
         </w:rPr>
-        <w:t xml:space="preserve"> – </w:t>
-      </w:r>
-      <w:r>
-        <w:rPr>
-          <w:rFonts w:ascii="Helvetica" w:hAnsi="Helvetica" w:cs="Helvetica"/>
-          <w:b/>
-          <w:bCs/>
-          <w:color w:val="FF0000"/>
-          <w:sz w:val="18"/>
-          <w:szCs w:val="18"/>
-          <w:shd w:val="clear" w:color="auto" w:fill="FBFBFB"/>
-        </w:rPr>
-        <w:t>ressuspensao do solo</w:t>
+        <w:t xml:space="preserve"> – ressuspensao do solo</w:t>
       </w:r>
     </w:p>
     <w:p>
@@ -1922,6 +1898,9 @@
     </w:p>
     <w:p>
       <w:r>
+        <w:rPr>
+          <w:noProof/>
+        </w:rPr>
         <w:drawing>
           <wp:inline distT="0" distB="0" distL="0" distR="0" wp14:anchorId="31A3BCDA" wp14:editId="53F1778F">
             <wp:extent cx="5400040" cy="5127625"/>
@@ -1999,17 +1978,7 @@
           <w:szCs w:val="40"/>
           <w:u w:val="single"/>
         </w:rPr>
-        <w:t>1</w:t>
-      </w:r>
-      <w:r>
-        <w:rPr>
-          <w:b/>
-          <w:bCs/>
-          <w:sz w:val="40"/>
-          <w:szCs w:val="40"/>
-          <w:u w:val="single"/>
-        </w:rPr>
-        <w:t>1</w:t>
+        <w:t>11</w:t>
       </w:r>
       <w:r>
         <w:rPr>
@@ -2022,9 +1991,257 @@
         <w:t xml:space="preserve"> **</w:t>
       </w:r>
     </w:p>
-    <w:p/>
-    <w:p/>
-    <w:p/>
+    <w:p>
+      <w:pPr>
+        <w:autoSpaceDE w:val="0"/>
+        <w:autoSpaceDN w:val="0"/>
+        <w:adjustRightInd w:val="0"/>
+        <w:spacing w:after="0" w:line="240" w:lineRule="auto"/>
+        <w:rPr>
+          <w:rFonts w:ascii="Courier New" w:hAnsi="Courier New" w:cs="Courier New"/>
+          <w:color w:val="FF0000"/>
+          <w:kern w:val="0"/>
+          <w:sz w:val="24"/>
+          <w:szCs w:val="24"/>
+        </w:rPr>
+      </w:pPr>
+      <w:r>
+        <w:rPr>
+          <w:rFonts w:ascii="Helvetica" w:hAnsi="Helvetica" w:cs="Helvetica"/>
+          <w:b/>
+          <w:bCs/>
+          <w:color w:val="FF0000"/>
+          <w:sz w:val="18"/>
+          <w:szCs w:val="18"/>
+          <w:shd w:val="clear" w:color="auto" w:fill="FBFBFB"/>
+        </w:rPr>
+        <w:t>Estimativa_EVAPORATIVAS_LEVES2</w:t>
+      </w:r>
+      <w:r>
+        <w:rPr>
+          <w:rFonts w:ascii="Helvetica" w:hAnsi="Helvetica" w:cs="Helvetica"/>
+          <w:b/>
+          <w:bCs/>
+          <w:color w:val="FF0000"/>
+          <w:sz w:val="18"/>
+          <w:szCs w:val="18"/>
+          <w:shd w:val="clear" w:color="auto" w:fill="FBFBFB"/>
+        </w:rPr>
+        <w:t>.m</w:t>
+      </w:r>
+    </w:p>
+    <w:p>
+      <w:pPr>
+        <w:autoSpaceDE w:val="0"/>
+        <w:autoSpaceDN w:val="0"/>
+        <w:adjustRightInd w:val="0"/>
+        <w:spacing w:after="0" w:line="240" w:lineRule="auto"/>
+        <w:rPr>
+          <w:rFonts w:ascii="Helvetica" w:hAnsi="Helvetica" w:cs="Helvetica"/>
+          <w:b/>
+          <w:bCs/>
+          <w:color w:val="FF0000"/>
+          <w:sz w:val="18"/>
+          <w:szCs w:val="18"/>
+          <w:shd w:val="clear" w:color="auto" w:fill="FBFBFB"/>
+        </w:rPr>
+      </w:pPr>
+    </w:p>
+    <w:p>
+      <w:pPr>
+        <w:autoSpaceDE w:val="0"/>
+        <w:autoSpaceDN w:val="0"/>
+        <w:adjustRightInd w:val="0"/>
+        <w:spacing w:after="0" w:line="240" w:lineRule="auto"/>
+        <w:rPr>
+          <w:rFonts w:ascii="Helvetica" w:hAnsi="Helvetica" w:cs="Helvetica"/>
+          <w:b/>
+          <w:bCs/>
+          <w:color w:val="FF0000"/>
+          <w:sz w:val="18"/>
+          <w:szCs w:val="18"/>
+          <w:shd w:val="clear" w:color="auto" w:fill="FBFBFB"/>
+        </w:rPr>
+      </w:pPr>
+    </w:p>
+    <w:p>
+      <w:pPr>
+        <w:autoSpaceDE w:val="0"/>
+        <w:autoSpaceDN w:val="0"/>
+        <w:adjustRightInd w:val="0"/>
+        <w:spacing w:after="0" w:line="240" w:lineRule="auto"/>
+        <w:rPr>
+          <w:rFonts w:ascii="Helvetica" w:hAnsi="Helvetica" w:cs="Helvetica"/>
+          <w:b/>
+          <w:bCs/>
+          <w:sz w:val="18"/>
+          <w:szCs w:val="18"/>
+          <w:shd w:val="clear" w:color="auto" w:fill="FBFBFB"/>
+        </w:rPr>
+      </w:pPr>
+      <w:r>
+        <w:rPr>
+          <w:rFonts w:ascii="Helvetica" w:hAnsi="Helvetica" w:cs="Helvetica"/>
+          <w:b/>
+          <w:bCs/>
+          <w:sz w:val="18"/>
+          <w:szCs w:val="18"/>
+          <w:shd w:val="clear" w:color="auto" w:fill="FBFBFB"/>
+        </w:rPr>
+        <w:t>Dissertação BRAVES:</w:t>
+      </w:r>
+    </w:p>
+    <w:p/>
+    <w:p>
+      <w:r>
+        <w:drawing>
+          <wp:inline distT="0" distB="0" distL="0" distR="0" wp14:anchorId="49666814" wp14:editId="5AB60509">
+            <wp:extent cx="5400040" cy="4465955"/>
+            <wp:effectExtent l="0" t="0" r="0" b="0"/>
+            <wp:docPr id="108445886" name="Imagem 1" descr="Diagrama&#10;&#10;Descrição gerada automaticamente"/>
+            <wp:cNvGraphicFramePr>
+              <a:graphicFrameLocks xmlns:a="http://schemas.openxmlformats.org/drawingml/2006/main" noChangeAspect="1"/>
+            </wp:cNvGraphicFramePr>
+            <a:graphic xmlns:a="http://schemas.openxmlformats.org/drawingml/2006/main">
+              <a:graphicData uri="http://schemas.openxmlformats.org/drawingml/2006/picture">
+                <pic:pic xmlns:pic="http://schemas.openxmlformats.org/drawingml/2006/picture">
+                  <pic:nvPicPr>
+                    <pic:cNvPr id="108445886" name="Imagem 1" descr="Diagrama&#10;&#10;Descrição gerada automaticamente"/>
+                    <pic:cNvPicPr/>
+                  </pic:nvPicPr>
+                  <pic:blipFill>
+                    <a:blip r:embed="rId29"/>
+                    <a:stretch>
+                      <a:fillRect/>
+                    </a:stretch>
+                  </pic:blipFill>
+                  <pic:spPr>
+                    <a:xfrm>
+                      <a:off x="0" y="0"/>
+                      <a:ext cx="5400040" cy="4465955"/>
+                    </a:xfrm>
+                    <a:prstGeom prst="rect">
+                      <a:avLst/>
+                    </a:prstGeom>
+                  </pic:spPr>
+                </pic:pic>
+              </a:graphicData>
+            </a:graphic>
+          </wp:inline>
+        </w:drawing>
+      </w:r>
+    </w:p>
+    <w:p>
+      <w:r>
+        <w:t>A distância média por viagem foi de 8 km por viagem. Dado retirado do relatório da ANTP de 2012:</w:t>
+      </w:r>
+    </w:p>
+    <w:p>
+      <w:hyperlink r:id="rId30" w:history="1">
+        <w:r>
+          <w:rPr>
+            <w:rStyle w:val="Hyperlink"/>
+          </w:rPr>
+          <w:t>http://files-server.antp.org.br/_5dotSystem/userFiles/SIMOB/Rel_2012_V2%20docx.pdf</w:t>
+        </w:r>
+      </w:hyperlink>
+    </w:p>
+    <w:p/>
+    <w:p>
+      <w:r>
+        <w:lastRenderedPageBreak/>
+        <w:drawing>
+          <wp:inline distT="0" distB="0" distL="0" distR="0" wp14:anchorId="067660E4" wp14:editId="209671A7">
+            <wp:extent cx="5400040" cy="4376420"/>
+            <wp:effectExtent l="0" t="0" r="0" b="5080"/>
+            <wp:docPr id="1100365817" name="Imagem 1" descr="Tabela&#10;&#10;Descrição gerada automaticamente"/>
+            <wp:cNvGraphicFramePr>
+              <a:graphicFrameLocks xmlns:a="http://schemas.openxmlformats.org/drawingml/2006/main" noChangeAspect="1"/>
+            </wp:cNvGraphicFramePr>
+            <a:graphic xmlns:a="http://schemas.openxmlformats.org/drawingml/2006/main">
+              <a:graphicData uri="http://schemas.openxmlformats.org/drawingml/2006/picture">
+                <pic:pic xmlns:pic="http://schemas.openxmlformats.org/drawingml/2006/picture">
+                  <pic:nvPicPr>
+                    <pic:cNvPr id="1100365817" name="Imagem 1" descr="Tabela&#10;&#10;Descrição gerada automaticamente"/>
+                    <pic:cNvPicPr/>
+                  </pic:nvPicPr>
+                  <pic:blipFill>
+                    <a:blip r:embed="rId31"/>
+                    <a:stretch>
+                      <a:fillRect/>
+                    </a:stretch>
+                  </pic:blipFill>
+                  <pic:spPr>
+                    <a:xfrm>
+                      <a:off x="0" y="0"/>
+                      <a:ext cx="5400040" cy="4376420"/>
+                    </a:xfrm>
+                    <a:prstGeom prst="rect">
+                      <a:avLst/>
+                    </a:prstGeom>
+                  </pic:spPr>
+                </pic:pic>
+              </a:graphicData>
+            </a:graphic>
+          </wp:inline>
+        </w:drawing>
+      </w:r>
+    </w:p>
+    <w:p/>
+    <w:p>
+      <w:r>
+        <w:t>TI = Trasporte Individual</w:t>
+      </w:r>
+    </w:p>
+    <w:p>
+      <w:r>
+        <w:t>TC = Transporte Coletivo</w:t>
+      </w:r>
+    </w:p>
+    <w:p>
+      <w:r>
+        <w:t>TNM = Transporte Não Motorizado</w:t>
+      </w:r>
+    </w:p>
+    <w:p>
+      <w:r>
+        <w:drawing>
+          <wp:inline distT="0" distB="0" distL="0" distR="0" wp14:anchorId="2D9D875C" wp14:editId="712AC889">
+            <wp:extent cx="5400040" cy="2548255"/>
+            <wp:effectExtent l="0" t="0" r="0" b="4445"/>
+            <wp:docPr id="112464688" name="Imagem 1" descr="Tela de computador com texto preto sobre fundo branco&#10;&#10;Descrição gerada automaticamente"/>
+            <wp:cNvGraphicFramePr>
+              <a:graphicFrameLocks xmlns:a="http://schemas.openxmlformats.org/drawingml/2006/main" noChangeAspect="1"/>
+            </wp:cNvGraphicFramePr>
+            <a:graphic xmlns:a="http://schemas.openxmlformats.org/drawingml/2006/main">
+              <a:graphicData uri="http://schemas.openxmlformats.org/drawingml/2006/picture">
+                <pic:pic xmlns:pic="http://schemas.openxmlformats.org/drawingml/2006/picture">
+                  <pic:nvPicPr>
+                    <pic:cNvPr id="112464688" name="Imagem 1" descr="Tela de computador com texto preto sobre fundo branco&#10;&#10;Descrição gerada automaticamente"/>
+                    <pic:cNvPicPr/>
+                  </pic:nvPicPr>
+                  <pic:blipFill>
+                    <a:blip r:embed="rId32"/>
+                    <a:stretch>
+                      <a:fillRect/>
+                    </a:stretch>
+                  </pic:blipFill>
+                  <pic:spPr>
+                    <a:xfrm>
+                      <a:off x="0" y="0"/>
+                      <a:ext cx="5400040" cy="2548255"/>
+                    </a:xfrm>
+                    <a:prstGeom prst="rect">
+                      <a:avLst/>
+                    </a:prstGeom>
+                  </pic:spPr>
+                </pic:pic>
+              </a:graphicData>
+            </a:graphic>
+          </wp:inline>
+        </w:drawing>
+      </w:r>
+    </w:p>
     <w:sectPr>
       <w:pgSz w:w="11906" w:h="16838"/>
       <w:pgMar w:top="1417" w:right="1701" w:bottom="1417" w:left="1701" w:header="708" w:footer="708" w:gutter="0"/>
